--- a/LaQuinta_Frisco_Housekeeping_Inventory.docx
+++ b/LaQuinta_Frisco_Housekeeping_Inventory.docx
@@ -3317,7 +3317,6 @@
           </w:tcPr>
           <w:p>
             <w:pPr>
-              <w:keepNext/>
               <w:jc w:val="left"/>
             </w:pPr>
             <w:r>
@@ -3346,7 +3345,6 @@
           </w:tcPr>
           <w:p>
             <w:pPr>
-              <w:keepNext/>
               <w:jc w:val="left"/>
             </w:pPr>
             <w:r>
@@ -3375,7 +3373,6 @@
           </w:tcPr>
           <w:p>
             <w:pPr>
-              <w:keepNext/>
               <w:jc w:val="left"/>
             </w:pPr>
             <w:r>
@@ -3388,151 +3385,6 @@
                 <w:szCs w:val="17"/>
               </w:rPr>
               <w:t>Bolsas para la aspiradora Oreck XL</w:t>
-            </w:r>
-          </w:p>
-        </w:tc>
-        <w:tc>
-          <w:tcPr>
-            <w:tcW w:type="dxa" w:w="800"/>
-            <w:shd w:fill="F5F7FA" w:color="auto" w:val="clear"/>
-            <w:tcMar>
-              <w:top w:type="dxa" w:w="60"/>
-              <w:left w:type="dxa" w:w="90"/>
-              <w:bottom w:type="dxa" w:w="60"/>
-              <w:right w:type="dxa" w:w="90"/>
-            </w:tcMar>
-          </w:tcPr>
-          <w:p>
-            <w:pPr>
-              <w:keepNext/>
-              <w:jc w:val="left"/>
-            </w:pPr>
-            <w:r>
-              <w:rPr>
-                <w:rFonts w:ascii="Calibri" w:cs="Calibri" w:eastAsia="Calibri" w:hAnsi="Calibri"/>
-                <w:b w:val="false"/>
-                <w:bCs w:val="false"/>
-                <w:color w:val="000000"/>
-                <w:sz w:val="18"/>
-                <w:szCs w:val="18"/>
-              </w:rPr>
-            </w:r>
-          </w:p>
-        </w:tc>
-        <w:tc>
-          <w:tcPr>
-            <w:tcW w:type="dxa" w:w="800"/>
-            <w:shd w:fill="F5F7FA" w:color="auto" w:val="clear"/>
-            <w:tcMar>
-              <w:top w:type="dxa" w:w="60"/>
-              <w:left w:type="dxa" w:w="90"/>
-              <w:bottom w:type="dxa" w:w="60"/>
-              <w:right w:type="dxa" w:w="90"/>
-            </w:tcMar>
-          </w:tcPr>
-          <w:p>
-            <w:pPr>
-              <w:keepNext/>
-              <w:jc w:val="left"/>
-            </w:pPr>
-            <w:r>
-              <w:rPr>
-                <w:rFonts w:ascii="Calibri" w:cs="Calibri" w:eastAsia="Calibri" w:hAnsi="Calibri"/>
-                <w:b w:val="false"/>
-                <w:bCs w:val="false"/>
-                <w:color w:val="000000"/>
-                <w:sz w:val="18"/>
-                <w:szCs w:val="18"/>
-              </w:rPr>
-            </w:r>
-          </w:p>
-        </w:tc>
-      </w:tr>
-      <w:tr>
-        <w:trPr>
-          <w:cantSplit/>
-        </w:trPr>
-        <w:tc>
-          <w:tcPr>
-            <w:tcW w:type="dxa" w:w="1200"/>
-            <w:shd w:fill="F5F7FA" w:color="auto" w:val="clear"/>
-            <w:tcMar>
-              <w:top w:type="dxa" w:w="60"/>
-              <w:left w:type="dxa" w:w="90"/>
-              <w:bottom w:type="dxa" w:w="60"/>
-              <w:right w:type="dxa" w:w="90"/>
-            </w:tcMar>
-          </w:tcPr>
-          <w:p>
-            <w:pPr>
-              <w:jc w:val="left"/>
-            </w:pPr>
-            <w:r>
-              <w:rPr>
-                <w:rFonts w:ascii="Calibri" w:cs="Calibri" w:eastAsia="Calibri" w:hAnsi="Calibri"/>
-                <w:b w:val="false"/>
-                <w:bCs w:val="false"/>
-                <w:color w:val="000000"/>
-                <w:sz w:val="17"/>
-                <w:szCs w:val="17"/>
-              </w:rPr>
-              <w:t>700174</w:t>
-            </w:r>
-          </w:p>
-        </w:tc>
-        <w:tc>
-          <w:tcPr>
-            <w:tcW w:type="dxa" w:w="3800"/>
-            <w:shd w:fill="F5F7FA" w:color="auto" w:val="clear"/>
-            <w:tcMar>
-              <w:top w:type="dxa" w:w="60"/>
-              <w:left w:type="dxa" w:w="90"/>
-              <w:bottom w:type="dxa" w:w="60"/>
-              <w:right w:type="dxa" w:w="90"/>
-            </w:tcMar>
-          </w:tcPr>
-          <w:p>
-            <w:pPr>
-              <w:jc w:val="left"/>
-            </w:pPr>
-            <w:r>
-              <w:rPr>
-                <w:rFonts w:ascii="Calibri" w:cs="Calibri" w:eastAsia="Calibri" w:hAnsi="Calibri"/>
-                <w:b w:val="false"/>
-                <w:bCs w:val="false"/>
-                <w:color w:val="000000"/>
-                <w:sz w:val="17"/>
-                <w:szCs w:val="17"/>
-              </w:rPr>
-              <w:t>Shower Curtains</w:t>
-            </w:r>
-          </w:p>
-        </w:tc>
-        <w:tc>
-          <w:tcPr>
-            <w:tcW w:type="dxa" w:w="3800"/>
-            <w:shd w:fill="F5F7FA" w:color="auto" w:val="clear"/>
-            <w:tcMar>
-              <w:top w:type="dxa" w:w="60"/>
-              <w:left w:type="dxa" w:w="90"/>
-              <w:bottom w:type="dxa" w:w="60"/>
-              <w:right w:type="dxa" w:w="90"/>
-            </w:tcMar>
-          </w:tcPr>
-          <w:p>
-            <w:pPr>
-              <w:jc w:val="left"/>
-            </w:pPr>
-            <w:r>
-              <w:rPr>
-                <w:rFonts w:ascii="Calibri" w:cs="Calibri" w:eastAsia="Calibri" w:hAnsi="Calibri"/>
-                <w:b w:val="false"/>
-                <w:bCs w:val="false"/>
-                <w:color w:val="000000"/>
-                <w:sz w:val="17"/>
-                <w:szCs w:val="17"/>
-              </w:rPr>
-              <w:t>Cortinas de baño</w:t>
             </w:r>
           </w:p>
         </w:tc>
@@ -10262,6 +10114,7 @@
           </w:tcPr>
           <w:p>
             <w:pPr>
+              <w:keepNext/>
               <w:jc w:val="left"/>
             </w:pPr>
             <w:r>
@@ -10290,6 +10143,7 @@
           </w:tcPr>
           <w:p>
             <w:pPr>
+              <w:keepNext/>
               <w:jc w:val="left"/>
             </w:pPr>
             <w:r>
@@ -10318,6 +10172,7 @@
           </w:tcPr>
           <w:p>
             <w:pPr>
+              <w:keepNext/>
               <w:jc w:val="left"/>
             </w:pPr>
             <w:r>
@@ -10330,6 +10185,151 @@
                 <w:szCs w:val="17"/>
               </w:rPr>
               <w:t>Aspiradoras Oreck de tamaño completo</w:t>
+            </w:r>
+          </w:p>
+        </w:tc>
+        <w:tc>
+          <w:tcPr>
+            <w:tcW w:type="dxa" w:w="800"/>
+            <w:shd w:fill="F5F7FA" w:color="auto" w:val="clear"/>
+            <w:tcMar>
+              <w:top w:type="dxa" w:w="60"/>
+              <w:left w:type="dxa" w:w="90"/>
+              <w:bottom w:type="dxa" w:w="60"/>
+              <w:right w:type="dxa" w:w="90"/>
+            </w:tcMar>
+          </w:tcPr>
+          <w:p>
+            <w:pPr>
+              <w:keepNext/>
+              <w:jc w:val="left"/>
+            </w:pPr>
+            <w:r>
+              <w:rPr>
+                <w:rFonts w:ascii="Calibri" w:cs="Calibri" w:eastAsia="Calibri" w:hAnsi="Calibri"/>
+                <w:b w:val="false"/>
+                <w:bCs w:val="false"/>
+                <w:color w:val="000000"/>
+                <w:sz w:val="18"/>
+                <w:szCs w:val="18"/>
+              </w:rPr>
+            </w:r>
+          </w:p>
+        </w:tc>
+        <w:tc>
+          <w:tcPr>
+            <w:tcW w:type="dxa" w:w="800"/>
+            <w:shd w:fill="F5F7FA" w:color="auto" w:val="clear"/>
+            <w:tcMar>
+              <w:top w:type="dxa" w:w="60"/>
+              <w:left w:type="dxa" w:w="90"/>
+              <w:bottom w:type="dxa" w:w="60"/>
+              <w:right w:type="dxa" w:w="90"/>
+            </w:tcMar>
+          </w:tcPr>
+          <w:p>
+            <w:pPr>
+              <w:keepNext/>
+              <w:jc w:val="left"/>
+            </w:pPr>
+            <w:r>
+              <w:rPr>
+                <w:rFonts w:ascii="Calibri" w:cs="Calibri" w:eastAsia="Calibri" w:hAnsi="Calibri"/>
+                <w:b w:val="false"/>
+                <w:bCs w:val="false"/>
+                <w:color w:val="000000"/>
+                <w:sz w:val="18"/>
+                <w:szCs w:val="18"/>
+              </w:rPr>
+            </w:r>
+          </w:p>
+        </w:tc>
+      </w:tr>
+      <w:tr>
+        <w:trPr>
+          <w:cantSplit/>
+        </w:trPr>
+        <w:tc>
+          <w:tcPr>
+            <w:tcW w:type="dxa" w:w="1200"/>
+            <w:shd w:fill="F5F7FA" w:color="auto" w:val="clear"/>
+            <w:tcMar>
+              <w:top w:type="dxa" w:w="60"/>
+              <w:left w:type="dxa" w:w="90"/>
+              <w:bottom w:type="dxa" w:w="60"/>
+              <w:right w:type="dxa" w:w="90"/>
+            </w:tcMar>
+          </w:tcPr>
+          <w:p>
+            <w:pPr>
+              <w:jc w:val="left"/>
+            </w:pPr>
+            <w:r>
+              <w:rPr>
+                <w:rFonts w:ascii="Calibri" w:cs="Calibri" w:eastAsia="Calibri" w:hAnsi="Calibri"/>
+                <w:b w:val="false"/>
+                <w:bCs w:val="false"/>
+                <w:color w:val="000000"/>
+                <w:sz w:val="17"/>
+                <w:szCs w:val="17"/>
+              </w:rPr>
+              <w:t>700174</w:t>
+            </w:r>
+          </w:p>
+        </w:tc>
+        <w:tc>
+          <w:tcPr>
+            <w:tcW w:type="dxa" w:w="3800"/>
+            <w:shd w:fill="F5F7FA" w:color="auto" w:val="clear"/>
+            <w:tcMar>
+              <w:top w:type="dxa" w:w="60"/>
+              <w:left w:type="dxa" w:w="90"/>
+              <w:bottom w:type="dxa" w:w="60"/>
+              <w:right w:type="dxa" w:w="90"/>
+            </w:tcMar>
+          </w:tcPr>
+          <w:p>
+            <w:pPr>
+              <w:jc w:val="left"/>
+            </w:pPr>
+            <w:r>
+              <w:rPr>
+                <w:rFonts w:ascii="Calibri" w:cs="Calibri" w:eastAsia="Calibri" w:hAnsi="Calibri"/>
+                <w:b w:val="false"/>
+                <w:bCs w:val="false"/>
+                <w:color w:val="000000"/>
+                <w:sz w:val="17"/>
+                <w:szCs w:val="17"/>
+              </w:rPr>
+              <w:t>Shower Curtains</w:t>
+            </w:r>
+          </w:p>
+        </w:tc>
+        <w:tc>
+          <w:tcPr>
+            <w:tcW w:type="dxa" w:w="3800"/>
+            <w:shd w:fill="F5F7FA" w:color="auto" w:val="clear"/>
+            <w:tcMar>
+              <w:top w:type="dxa" w:w="60"/>
+              <w:left w:type="dxa" w:w="90"/>
+              <w:bottom w:type="dxa" w:w="60"/>
+              <w:right w:type="dxa" w:w="90"/>
+            </w:tcMar>
+          </w:tcPr>
+          <w:p>
+            <w:pPr>
+              <w:jc w:val="left"/>
+            </w:pPr>
+            <w:r>
+              <w:rPr>
+                <w:rFonts w:ascii="Calibri" w:cs="Calibri" w:eastAsia="Calibri" w:hAnsi="Calibri"/>
+                <w:b w:val="false"/>
+                <w:bCs w:val="false"/>
+                <w:color w:val="000000"/>
+                <w:sz w:val="17"/>
+                <w:szCs w:val="17"/>
+              </w:rPr>
+              <w:t>Cortinas de baño</w:t>
             </w:r>
           </w:p>
         </w:tc>
